--- a/fra/docx/19.content.docx
+++ b/fra/docx/19.content.docx
@@ -28,22 +28,6 @@
       </w:r>
     </w:p>
     <w:p>
-      <w:pPr>
-        <w:pStyle w:val="Heading2"/>
-      </w:pPr>
-      <w:r>
-        <w:rPr>
-          <w:lang w:val="fr_FR" w:bidi="fr_FR"/>
-        </w:rPr>
-        <w:t>License Information</w:t>
-      </w:r>
-      <w:r>
-        <w:rPr>
-          <w:lang w:val="fr_FR" w:bidi="fr_FR"/>
-        </w:rPr>
-      </w:r>
-    </w:p>
-    <w:p>
       <w:pPr/>
       <w:r>
         <w:rPr>
@@ -55,19 +39,13 @@
           <w:b/>
           <w:lang w:val="fr_FR" w:bidi="fr_FR"/>
         </w:rPr>
-        <w:t>Study Notes - Book Intros (Biblica)</w:t>
-      </w:r>
-      <w:r>
-        <w:rPr>
-          <w:lang w:val="fr_FR" w:bidi="fr_FR"/>
-        </w:rPr>
-        <w:t xml:space="preserve"> (French) is based on</w:t>
-      </w:r>
-      <w:r>
-        <w:rPr>
-          <w:lang w:val="fr_FR" w:bidi="fr_FR"/>
-        </w:rPr>
-        <w:t xml:space="preserve">: </w:t>
+        <w:t>Biblica Study Notes (Book Intros)</w:t>
+      </w:r>
+      <w:r>
+        <w:rPr>
+          <w:lang w:val="fr_FR" w:bidi="fr_FR"/>
+        </w:rPr>
+        <w:t xml:space="preserve"> © 2023 Biblica Inc. Released under CC BY-SA 4.0 license. </w:t>
       </w:r>
       <w:r>
         <w:rPr>
@@ -79,62 +57,19 @@
         <w:rPr>
           <w:lang w:val="fr_FR" w:bidi="fr_FR"/>
         </w:rPr>
-        <w:t xml:space="preserve">, </w:t>
-      </w:r>
-      <w:hyperlink r:id="rId13">
-        <w:r>
-          <w:rPr>
-            <w:lang w:val="fr_FR" w:bidi="fr_FR"/>
-          </w:rPr>
-          <w:rPr>
-            <w:color w:val="0000EE"/>
-            <w:u w:val="single"/>
-          </w:rPr>
-          <w:t>Biblica Inc.</w:t>
-        </w:r>
-      </w:hyperlink>
-      <w:r>
-        <w:rPr>
-          <w:lang w:val="fr_FR" w:bidi="fr_FR"/>
-        </w:rPr>
-        <w:t xml:space="preserve">, 2023, which is licensed under a </w:t>
-      </w:r>
-      <w:hyperlink r:id="rId14">
-        <w:r>
-          <w:rPr>
-            <w:lang w:val="fr_FR" w:bidi="fr_FR"/>
-          </w:rPr>
-          <w:rPr>
-            <w:color w:val="0000EE"/>
-            <w:u w:val="single"/>
-          </w:rPr>
-          <w:t>CC BY-SA 4.0 license</w:t>
-        </w:r>
-      </w:hyperlink>
-      <w:r>
-        <w:rPr>
-          <w:lang w:val="fr_FR" w:bidi="fr_FR"/>
-        </w:rPr>
-        <w:t>.</w:t>
-      </w:r>
-      <w:r>
-        <w:rPr>
-          <w:lang w:val="fr_FR" w:bidi="fr_FR"/>
-        </w:rPr>
-      </w:r>
-    </w:p>
-    <w:p>
-      <w:pPr/>
-      <w:r>
-        <w:rPr>
-          <w:lang w:val="fr_FR" w:bidi="fr_FR"/>
-        </w:rPr>
-      </w:r>
-      <w:r>
-        <w:rPr>
-          <w:lang w:val="fr_FR" w:bidi="fr_FR"/>
-        </w:rPr>
-        <w:t>This PDF version is provided under the same license.</w:t>
+        <w:t xml:space="preserve"> has been adapted in the following languages: Tok Pisin, Arabic (عربي), French (Français), Hindi (हिंदी), Indonesian (Bahasa Indonesia), Portuguese (Português), Russian (Русский), Spanish (Español), Swahili (Kiswahili), and Simplified Chinese (简体中文)from </w:t>
+      </w:r>
+      <w:r>
+        <w:rPr>
+          <w:lang w:val="fr_FR" w:bidi="fr_FR"/>
+        </w:rPr>
+        <w:t>Biblica Study Notes</w:t>
+      </w:r>
+      <w:r>
+        <w:rPr>
+          <w:lang w:val="fr_FR" w:bidi="fr_FR"/>
+        </w:rPr>
+        <w:t xml:space="preserve"> © 2023 Biblica Inc. Released under CC BY-SA 4.0 license by Mission Mutual</w:t>
       </w:r>
       <w:r>
         <w:rPr>
@@ -209,26 +144,6 @@
       </w:r>
       <w:r>
         <w:rPr>
-          <w:i/>
-          <w:lang w:val="fr_FR" w:bidi="fr_FR"/>
-        </w:rPr>
-        <w:t>Psaumes</w:t>
-      </w:r>
-      <w:r>
-        <w:rPr>
-          <w:lang w:val="fr_FR" w:bidi="fr_FR"/>
-        </w:rPr>
-      </w:r>
-    </w:p>
-    <w:p>
-      <w:pPr/>
-      <w:r>
-        <w:rPr>
-          <w:lang w:val="fr_FR" w:bidi="fr_FR"/>
-        </w:rPr>
-      </w:r>
-      <w:r>
-        <w:rPr>
           <w:lang w:val="fr_FR" w:bidi="fr_FR"/>
         </w:rPr>
         <w:t xml:space="preserve"> </w:t>
@@ -607,7 +522,7 @@
         </w:rPr>
         <w:t xml:space="preserve">Louanges. Dans de nombreux psaumes, les gens louent Dieu pour ce qui est vrai à son sujet. Il est bon, puissant, fidèle et plein d'amour. Ses lois et ses instructions sont merveilleuses. Les Psaumes </w:t>
       </w:r>
-      <w:hyperlink r:id="rId15">
+      <w:hyperlink r:id="rId13">
         <w:r>
           <w:rPr>
             <w:lang w:val="fr_FR" w:bidi="fr_FR"/>
@@ -625,7 +540,7 @@
         </w:rPr>
         <w:t xml:space="preserve"> et </w:t>
       </w:r>
-      <w:hyperlink r:id="rId16">
+      <w:hyperlink r:id="rId14">
         <w:r>
           <w:rPr>
             <w:lang w:val="fr_FR" w:bidi="fr_FR"/>
@@ -661,7 +576,7 @@
         </w:rPr>
         <w:t xml:space="preserve">Appels à l'aide. Dans de nombreux psaumes, les personnes dans le besoin demandent à Dieu de les secourir et de les délivrer. Les Psaumes </w:t>
       </w:r>
-      <w:hyperlink r:id="rId17">
+      <w:hyperlink r:id="rId15">
         <w:r>
           <w:rPr>
             <w:lang w:val="fr_FR" w:bidi="fr_FR"/>
@@ -679,7 +594,7 @@
         </w:rPr>
         <w:t xml:space="preserve"> et </w:t>
       </w:r>
-      <w:hyperlink r:id="rId18">
+      <w:hyperlink r:id="rId16">
         <w:r>
           <w:rPr>
             <w:lang w:val="fr_FR" w:bidi="fr_FR"/>
@@ -715,7 +630,7 @@
         </w:rPr>
         <w:t xml:space="preserve">Confiance. Dans de nombreux psaumes, les gens disent à Dieu qu'ils lui font confiance. Ils croient qu'il fera ce qu'il a promis. Les Psaumes </w:t>
       </w:r>
-      <w:hyperlink r:id="rId19">
+      <w:hyperlink r:id="rId17">
         <w:r>
           <w:rPr>
             <w:lang w:val="fr_FR" w:bidi="fr_FR"/>
@@ -733,7 +648,7 @@
         </w:rPr>
         <w:t xml:space="preserve"> et </w:t>
       </w:r>
-      <w:hyperlink r:id="rId20">
+      <w:hyperlink r:id="rId18">
         <w:r>
           <w:rPr>
             <w:lang w:val="fr_FR" w:bidi="fr_FR"/>
@@ -769,7 +684,7 @@
         </w:rPr>
         <w:t xml:space="preserve">Remerciements ou action de grâce. Dans de nombreux psaumes, les gens racontent comment Dieu les a aidés. Ils le remercient pour cela. Les Psaumes </w:t>
       </w:r>
-      <w:hyperlink r:id="rId21">
+      <w:hyperlink r:id="rId19">
         <w:r>
           <w:rPr>
             <w:lang w:val="fr_FR" w:bidi="fr_FR"/>
@@ -787,7 +702,7 @@
         </w:rPr>
         <w:t xml:space="preserve"> et </w:t>
       </w:r>
-      <w:hyperlink r:id="rId22">
+      <w:hyperlink r:id="rId20">
         <w:r>
           <w:rPr>
             <w:lang w:val="fr_FR" w:bidi="fr_FR"/>
@@ -823,7 +738,7 @@
         </w:rPr>
         <w:t xml:space="preserve">Plaintes et lamentations. Dans de nombreux psaumes, les gens disent à Dieu à quel point ils sont tristes ou en colère. Cela s'appelle se lamenter. Il y a aussi des lamentations dans le livre qui s'appelle Lamentations. On dirait que Dieu ne fait rien pour aider son peuple. Le peuple de Dieu se plaint de cela et dit à Dieu ce qu'il aimerait de lui. Les Psaumes </w:t>
       </w:r>
-      <w:hyperlink r:id="rId23">
+      <w:hyperlink r:id="rId21">
         <w:r>
           <w:rPr>
             <w:lang w:val="fr_FR" w:bidi="fr_FR"/>
@@ -841,7 +756,7 @@
         </w:rPr>
         <w:t xml:space="preserve"> et </w:t>
       </w:r>
-      <w:hyperlink r:id="rId24">
+      <w:hyperlink r:id="rId22">
         <w:r>
           <w:rPr>
             <w:lang w:val="fr_FR" w:bidi="fr_FR"/>
@@ -877,7 +792,7 @@
         </w:rPr>
         <w:t xml:space="preserve">Confession de péché. Dans certains psaumes, les gens reconnaissent leurs péchés devant Dieu. Ils se détournent de leur péché et se repentent. Ils demandent à Dieu de leur pardonner de ne pas avoir vécu selon sa volonté. Les Psaumes </w:t>
       </w:r>
-      <w:hyperlink r:id="rId25">
+      <w:hyperlink r:id="rId23">
         <w:r>
           <w:rPr>
             <w:lang w:val="fr_FR" w:bidi="fr_FR"/>
@@ -895,7 +810,7 @@
         </w:rPr>
         <w:t xml:space="preserve"> et </w:t>
       </w:r>
-      <w:hyperlink r:id="rId26">
+      <w:hyperlink r:id="rId24">
         <w:r>
           <w:rPr>
             <w:lang w:val="fr_FR" w:bidi="fr_FR"/>
@@ -931,7 +846,7 @@
         </w:rPr>
         <w:t xml:space="preserve">Sagesse pour le peuple de Dieu. Certains psaumes sont faits pour être écoutés par les gens au lieu d'être un poème de quelqu'un qui parle à Dieu. Ces psaumes sont des psaumes de sagesse. Ils bénissent les gens et expliquent la bonne manière de vivre. La bonne manière de vivre est une vie de sagesse. Ces psaumes peuvent aussi parler des promesses de Dieu. Les Psaumes </w:t>
       </w:r>
-      <w:hyperlink r:id="rId27">
+      <w:hyperlink r:id="rId25">
         <w:r>
           <w:rPr>
             <w:lang w:val="fr_FR" w:bidi="fr_FR"/>
@@ -949,7 +864,7 @@
         </w:rPr>
         <w:t xml:space="preserve"> et </w:t>
       </w:r>
-      <w:hyperlink r:id="rId28">
+      <w:hyperlink r:id="rId26">
         <w:r>
           <w:rPr>
             <w:lang w:val="fr_FR" w:bidi="fr_FR"/>
@@ -985,7 +900,7 @@
         </w:rPr>
         <w:t xml:space="preserve">Prophétie. Certains passages de certains psaumes sont compris comme des prophéties. Les auteurs du Nouveau Testament ont compris que certaines de ces prophéties se sont accomplies dans la vie et l'œuvre de Jésus. Les Psaumes </w:t>
       </w:r>
-      <w:hyperlink r:id="rId29">
+      <w:hyperlink r:id="rId27">
         <w:r>
           <w:rPr>
             <w:lang w:val="fr_FR" w:bidi="fr_FR"/>
@@ -1003,7 +918,7 @@
         </w:rPr>
         <w:t xml:space="preserve"> et </w:t>
       </w:r>
-      <w:hyperlink r:id="rId30">
+      <w:hyperlink r:id="rId28">
         <w:r>
           <w:rPr>
             <w:lang w:val="fr_FR" w:bidi="fr_FR"/>

--- a/fra/docx/19.content.docx
+++ b/fra/docx/19.content.docx
@@ -19,7 +19,7 @@
         <w:rPr>
           <w:lang w:val="fr_FR" w:bidi="fr_FR"/>
         </w:rPr>
-        <w:t>Resource: Study Notes - Book Intros (Biblica)</w:t>
+        <w:t>Resource: Biblica Study Notes</w:t>
       </w:r>
       <w:r>
         <w:rPr>
@@ -90,7 +90,7 @@
         <w:rPr>
           <w:lang w:val="fr_FR" w:bidi="fr_FR"/>
         </w:rPr>
-        <w:t>Study Notes - Book Intros (Biblica)</w:t>
+        <w:t>Biblica Study Notes</w:t>
       </w:r>
     </w:p>
     <w:p>
